--- a/Cours/6eme/SaintExupery/Chapitre_8_3/Documents/Chapitre 8 - Partie 3 - Axes de symétrie (Complet).docx
+++ b/Cours/6eme/SaintExupery/Chapitre_8_3/Documents/Chapitre 8 - Partie 3 - Axes de symétrie (Complet).docx
@@ -314,7 +314,25 @@
           <w:szCs w:val="28"/>
           <w:lang w:eastAsia="fr-FR"/>
         </w:rPr>
-        <w:t>Remarque :</w:t>
+        <w:t>Remarque</w:t>
+      </w:r>
+      <w:r>
+        <w:rPr>
+          <w:rStyle w:val="Accentuationlgre"/>
+          <w:sz w:val="28"/>
+          <w:szCs w:val="28"/>
+          <w:lang w:eastAsia="fr-FR"/>
+        </w:rPr>
+        <w:t>s</w:t>
+      </w:r>
+      <w:r>
+        <w:rPr>
+          <w:rStyle w:val="Accentuationlgre"/>
+          <w:sz w:val="28"/>
+          <w:szCs w:val="28"/>
+          <w:lang w:eastAsia="fr-FR"/>
+        </w:rPr>
+        <w:t xml:space="preserve"> :</w:t>
       </w:r>
     </w:p>
     <w:p>
@@ -354,7 +372,28 @@
           <w:rFonts w:eastAsia="Times New Roman" w:cs="Times New Roman"/>
           <w:lang w:eastAsia="fr-FR"/>
         </w:rPr>
-        <w:t>La droite formé par les extrémité d'un segment est le second axe de symétrie du segment.</w:t>
+        <w:t>La droite formée</w:t>
+      </w:r>
+      <w:r>
+        <w:rPr>
+          <w:rFonts w:eastAsia="Times New Roman" w:cs="Times New Roman"/>
+          <w:lang w:eastAsia="fr-FR"/>
+        </w:rPr>
+        <w:t xml:space="preserve"> par </w:t>
+      </w:r>
+      <w:r>
+        <w:rPr>
+          <w:rFonts w:eastAsia="Times New Roman" w:cs="Times New Roman"/>
+          <w:lang w:eastAsia="fr-FR"/>
+        </w:rPr>
+        <w:t>les extrémités</w:t>
+      </w:r>
+      <w:r>
+        <w:rPr>
+          <w:rFonts w:eastAsia="Times New Roman" w:cs="Times New Roman"/>
+          <w:lang w:eastAsia="fr-FR"/>
+        </w:rPr>
+        <w:t xml:space="preserve"> d'un segment est le second axe de symétrie du segment.</w:t>
       </w:r>
     </w:p>
     <w:p>
@@ -950,7 +989,7 @@
                 <w:b/>
                 <w:bCs/>
               </w:rPr>
-              <w:t>triangle équilatérale</w:t>
+              <w:t>triangle équilatéral</w:t>
             </w:r>
             <w:r>
               <w:t xml:space="preserve"> a 3 axes de symétrie.</w:t>
@@ -985,7 +1024,13 @@
               <w:t>cercle</w:t>
             </w:r>
             <w:r>
-              <w:t xml:space="preserve"> a une infinité axes de symétrie.</w:t>
+              <w:t xml:space="preserve"> a une infinité </w:t>
+            </w:r>
+            <w:r>
+              <w:t>d’</w:t>
+            </w:r>
+            <w:r>
+              <w:t>axes de symétrie.</w:t>
             </w:r>
           </w:p>
         </w:tc>
